--- a/src/templates/soloParent.docx
+++ b/src/templates/soloParent.docx
@@ -478,14 +478,12 @@
                 <w:rFonts w:ascii="Arial" w:hAnsi="Arial" w:cs="Arial"/>
               </w:rPr>
             </w:pPr>
-            <w:proofErr w:type="spellStart"/>
             <w:r>
               <w:rPr>
                 <w:rFonts w:ascii="Arial" w:hAnsi="Arial" w:cs="Arial"/>
               </w:rPr>
               <w:t>FormNo</w:t>
             </w:r>
-            <w:proofErr w:type="spellEnd"/>
           </w:p>
         </w:tc>
         <w:tc>
@@ -534,6 +532,35 @@
     <w:p>
       <w:bookmarkStart w:id="0" w:name="_GoBack"/>
       <w:bookmarkEnd w:id="0"/>
+      <w:r>
+        <w:rPr>
+          <w:noProof/>
+        </w:rPr>
+        <w:pict>
+          <v:shapetype id="_x0000_t75" coordsize="21600,21600" o:spt="75" o:preferrelative="t" path="m@4@5l@4@11@9@11@9@5xe" filled="f" stroked="f">
+            <v:stroke joinstyle="miter"/>
+            <v:formulas>
+              <v:f eqn="if lineDrawn pixelLineWidth 0"/>
+              <v:f eqn="sum @0 1 0"/>
+              <v:f eqn="sum 0 0 @1"/>
+              <v:f eqn="prod @2 1 2"/>
+              <v:f eqn="prod @3 21600 pixelWidth"/>
+              <v:f eqn="prod @3 21600 pixelHeight"/>
+              <v:f eqn="sum @0 0 1"/>
+              <v:f eqn="prod @6 1 2"/>
+              <v:f eqn="prod @7 21600 pixelWidth"/>
+              <v:f eqn="sum @8 21600 0"/>
+              <v:f eqn="prod @7 21600 pixelHeight"/>
+              <v:f eqn="sum @10 21600 0"/>
+            </v:formulas>
+            <v:path o:extrusionok="f" gradientshapeok="t" o:connecttype="rect"/>
+            <o:lock v:ext="edit" aspectratio="t"/>
+          </v:shapetype>
+          <v:shape id="_x0000_s1026" type="#_x0000_t75" style="position:absolute;margin-left:0;margin-top:.9pt;width:612pt;height:11in;z-index:-251633664;mso-position-horizontal:absolute;mso-position-horizontal-relative:text;mso-position-vertical:absolute;mso-position-vertical-relative:text;mso-width-relative:page;mso-height-relative:page">
+            <v:imagedata r:id="rId4" o:title="bg brgy_pages-to-jpg-0001"/>
+          </v:shape>
+        </w:pict>
+      </w:r>
       <w:r>
         <w:rPr>
           <w:noProof/>
@@ -1681,7 +1708,11 @@
           </mc:Choice>
           <mc:Fallback>
             <w:pict>
-              <v:shape w14:anchorId="7E514993" id="_x0000_s1030" type="#_x0000_t202" style="position:absolute;margin-left:36pt;margin-top:213.75pt;width:540.75pt;height:291.75pt;z-index:251678720;visibility:visible;mso-wrap-style:square;mso-width-percent:0;mso-height-percent:0;mso-wrap-distance-left:9pt;mso-wrap-distance-top:3.6pt;mso-wrap-distance-right:9pt;mso-wrap-distance-bottom:3.6pt;mso-position-horizontal:absolute;mso-position-horizontal-relative:margin;mso-position-vertical:absolute;mso-position-vertical-relative:text;mso-width-percent:0;mso-height-percent:0;mso-width-relative:margin;mso-height-relative:margin;v-text-anchor:top" o:gfxdata="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" filled="f" stroked="f">
+              <v:shapetype w14:anchorId="7E514993" id="_x0000_t202" coordsize="21600,21600" o:spt="202" path="m,l,21600r21600,l21600,xe">
+                <v:stroke joinstyle="miter"/>
+                <v:path gradientshapeok="t" o:connecttype="rect"/>
+              </v:shapetype>
+              <v:shape id="_x0000_s1030" type="#_x0000_t202" style="position:absolute;margin-left:36pt;margin-top:213.75pt;width:540.75pt;height:291.75pt;z-index:251678720;visibility:visible;mso-wrap-style:square;mso-width-percent:0;mso-height-percent:0;mso-wrap-distance-left:9pt;mso-wrap-distance-top:3.6pt;mso-wrap-distance-right:9pt;mso-wrap-distance-bottom:3.6pt;mso-position-horizontal:absolute;mso-position-horizontal-relative:margin;mso-position-vertical:absolute;mso-position-vertical-relative:text;mso-width-percent:0;mso-height-percent:0;mso-width-relative:margin;mso-height-relative:margin;v-text-anchor:top" o:gfxdata="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" filled="f" stroked="f">
                 <v:textbox>
                   <w:txbxContent>
                     <w:p>
@@ -2328,7 +2359,7 @@
                     <pic:cNvPicPr/>
                   </pic:nvPicPr>
                   <pic:blipFill>
-                    <a:blip r:embed="rId4" cstate="print">
+                    <a:blip r:embed="rId5" cstate="print">
                       <a:extLst>
                         <a:ext uri="{28A0092B-C50C-407E-A947-70E740481C1C}">
                           <a14:useLocalDpi xmlns:a14="http://schemas.microsoft.com/office/drawing/2010/main" val="0"/>
